--- a/docs/civ046/ornek-taslak.docx
+++ b/docs/civ046/ornek-taslak.docx
@@ -52,20 +52,299 @@
     </w:p>
     <w:p>
       <w:pPr>
-        <w:pStyle w:val="CivensaGövde"/>
-      </w:pPr>
-      <w:fldSimple w:instr="TOC \t &quot;Civensa Başlık 1,1,Civensa Başlık 2,2,Civensa Başlık 3,3,Civensa Başlık 4,4&quot; \h \z" w:dirty="true">
-        <w:r>
-          <w:t>İçindekiler alanını güncelleştirin.</w:t>
-        </w:r>
-      </w:fldSimple>
+        <w:pStyle w:val="CivensaNot"/>
+      </w:pPr>
+      <w:r>
+        <w:t>Sayfa numaraları için Word'de içindekilere sağ tıklayıp Alanı Güncelleştir seçin.</w:t>
+      </w:r>
     </w:p>
     <w:p>
       <w:pPr>
-        <w:pStyle w:val="CivensaNot"/>
+        <w:pStyle w:val="CivensaGövde"/>
       </w:pPr>
       <w:r>
-        <w:t>Word'de güncellemek için sağ tık → Alanı Güncelleştir</w:t>
+        <w:fldChar w:fldCharType="begin"/>
+      </w:r>
+      <w:r>
+        <w:instrText xml:space="preserve"> TOC \o "1-3" \h \z \u </w:instrText>
+      </w:r>
+      <w:r>
+        <w:fldChar w:fldCharType="separate"/>
+      </w:r>
+    </w:p>
+    <w:p>
+      <w:pPr>
+        <w:pStyle w:val="TOC1"/>
+      </w:pPr>
+      <w:r>
+        <w:t>YÖNETİCİ ÖZETİ</w:t>
+      </w:r>
+    </w:p>
+    <w:p>
+      <w:pPr>
+        <w:pStyle w:val="TOC1"/>
+      </w:pPr>
+      <w:r>
+        <w:t>I- GENEL BİLGİLER</w:t>
+      </w:r>
+    </w:p>
+    <w:p>
+      <w:pPr>
+        <w:pStyle w:val="TOC2"/>
+      </w:pPr>
+      <w:r>
+        <w:t>A- Misyon ve Vizyon</w:t>
+      </w:r>
+    </w:p>
+    <w:p>
+      <w:pPr>
+        <w:pStyle w:val="TOC2"/>
+      </w:pPr>
+      <w:r>
+        <w:t>B- Yetki, Görev ve Sorumluluklar</w:t>
+      </w:r>
+    </w:p>
+    <w:p>
+      <w:pPr>
+        <w:pStyle w:val="TOC2"/>
+      </w:pPr>
+      <w:r>
+        <w:t>C- İdareye İlişkin Bilgiler</w:t>
+      </w:r>
+    </w:p>
+    <w:p>
+      <w:pPr>
+        <w:pStyle w:val="TOC3"/>
+      </w:pPr>
+      <w:r>
+        <w:t>1- Fiziksel Yapı</w:t>
+      </w:r>
+    </w:p>
+    <w:p>
+      <w:pPr>
+        <w:pStyle w:val="TOC3"/>
+      </w:pPr>
+      <w:r>
+        <w:t>2- Teşkilat Yapısı</w:t>
+      </w:r>
+    </w:p>
+    <w:p>
+      <w:pPr>
+        <w:pStyle w:val="TOC3"/>
+      </w:pPr>
+      <w:r>
+        <w:t>3- Teknoloji ve Bilişim Altyapısı</w:t>
+      </w:r>
+    </w:p>
+    <w:p>
+      <w:pPr>
+        <w:pStyle w:val="TOC3"/>
+      </w:pPr>
+      <w:r>
+        <w:t>4- İnsan Kaynakları</w:t>
+      </w:r>
+    </w:p>
+    <w:p>
+      <w:pPr>
+        <w:pStyle w:val="TOC3"/>
+      </w:pPr>
+      <w:r>
+        <w:t>5- Sunulan Hizmetler</w:t>
+      </w:r>
+    </w:p>
+    <w:p>
+      <w:pPr>
+        <w:pStyle w:val="TOC3"/>
+      </w:pPr>
+      <w:r>
+        <w:t>6- Yönetim ve İç Kontrol Sistemi</w:t>
+      </w:r>
+    </w:p>
+    <w:p>
+      <w:pPr>
+        <w:pStyle w:val="TOC2"/>
+      </w:pPr>
+      <w:r>
+        <w:t>D- Diğer Hususlar</w:t>
+      </w:r>
+    </w:p>
+    <w:p>
+      <w:pPr>
+        <w:pStyle w:val="TOC1"/>
+      </w:pPr>
+      <w:r>
+        <w:t>II- AMAÇLAR ve HEDEFLER</w:t>
+      </w:r>
+    </w:p>
+    <w:p>
+      <w:pPr>
+        <w:pStyle w:val="TOC2"/>
+      </w:pPr>
+      <w:r>
+        <w:t>A- Temel Politika ve Öncelikler</w:t>
+      </w:r>
+    </w:p>
+    <w:p>
+      <w:pPr>
+        <w:pStyle w:val="TOC2"/>
+      </w:pPr>
+      <w:r>
+        <w:t>B- İdarenin Stratejik Planında Yer Alan Amaç ve Hedefler</w:t>
+      </w:r>
+    </w:p>
+    <w:p>
+      <w:pPr>
+        <w:pStyle w:val="TOC2"/>
+      </w:pPr>
+      <w:r>
+        <w:t>C- Diğer Hususlar</w:t>
+      </w:r>
+    </w:p>
+    <w:p>
+      <w:pPr>
+        <w:pStyle w:val="TOC1"/>
+      </w:pPr>
+      <w:r>
+        <w:t>III- FAALİYETLERE İLİŞKİN BİLGİ VE DEĞERLENDİRMELER</w:t>
+      </w:r>
+    </w:p>
+    <w:p>
+      <w:pPr>
+        <w:pStyle w:val="TOC2"/>
+      </w:pPr>
+      <w:r>
+        <w:t>A- Malî Bilgiler</w:t>
+      </w:r>
+    </w:p>
+    <w:p>
+      <w:pPr>
+        <w:pStyle w:val="TOC3"/>
+      </w:pPr>
+      <w:r>
+        <w:t>1- Bütçe Uygulama Sonuçları</w:t>
+      </w:r>
+    </w:p>
+    <w:p>
+      <w:pPr>
+        <w:pStyle w:val="TOC3"/>
+      </w:pPr>
+      <w:r>
+        <w:t>2- Temel Malî Tablolara İlişkin Açıklamalar</w:t>
+      </w:r>
+    </w:p>
+    <w:p>
+      <w:pPr>
+        <w:pStyle w:val="TOC3"/>
+      </w:pPr>
+      <w:r>
+        <w:t>3- Malî Denetim Sonuçları</w:t>
+      </w:r>
+    </w:p>
+    <w:p>
+      <w:pPr>
+        <w:pStyle w:val="TOC3"/>
+      </w:pPr>
+      <w:r>
+        <w:t>4- Diğer Hususlar</w:t>
+      </w:r>
+    </w:p>
+    <w:p>
+      <w:pPr>
+        <w:pStyle w:val="TOC2"/>
+      </w:pPr>
+      <w:r>
+        <w:t>B- Performans Bilgileri</w:t>
+      </w:r>
+    </w:p>
+    <w:p>
+      <w:pPr>
+        <w:pStyle w:val="TOC3"/>
+      </w:pPr>
+      <w:r>
+        <w:t>1- Program, Alt Program, Faaliyet Bilgileri</w:t>
+      </w:r>
+    </w:p>
+    <w:p>
+      <w:pPr>
+        <w:pStyle w:val="TOC3"/>
+      </w:pPr>
+      <w:r>
+        <w:t>2- Performans Sonuçlarının Değerlendirilmesi</w:t>
+      </w:r>
+    </w:p>
+    <w:p>
+      <w:pPr>
+        <w:pStyle w:val="TOC3"/>
+      </w:pPr>
+      <w:r>
+        <w:t>3- Stratejik Plan Değerlendirme Tabloları</w:t>
+      </w:r>
+    </w:p>
+    <w:p>
+      <w:pPr>
+        <w:pStyle w:val="TOC3"/>
+      </w:pPr>
+      <w:r>
+        <w:t>4- Performans Bilgi Sisteminin Değerlendirilmesi</w:t>
+      </w:r>
+    </w:p>
+    <w:p>
+      <w:pPr>
+        <w:pStyle w:val="TOC3"/>
+      </w:pPr>
+      <w:r>
+        <w:t>5- Diğer Hususlar</w:t>
+      </w:r>
+    </w:p>
+    <w:p>
+      <w:pPr>
+        <w:pStyle w:val="TOC1"/>
+      </w:pPr>
+      <w:r>
+        <w:t>IV- KURUMSAL KABİLİYET VE KAPASİTENİN DEĞERLENDİRİLMESİ</w:t>
+      </w:r>
+    </w:p>
+    <w:p>
+      <w:pPr>
+        <w:pStyle w:val="TOC2"/>
+      </w:pPr>
+      <w:r>
+        <w:t>A- Üstünlükler</w:t>
+      </w:r>
+    </w:p>
+    <w:p>
+      <w:pPr>
+        <w:pStyle w:val="TOC2"/>
+      </w:pPr>
+      <w:r>
+        <w:t>B- Zayıflıklar</w:t>
+      </w:r>
+    </w:p>
+    <w:p>
+      <w:pPr>
+        <w:pStyle w:val="TOC2"/>
+      </w:pPr>
+      <w:r>
+        <w:t>C- Değerlendirme</w:t>
+      </w:r>
+    </w:p>
+    <w:p>
+      <w:pPr>
+        <w:pStyle w:val="TOC1"/>
+      </w:pPr>
+      <w:r>
+        <w:t>V- ÖNERİ VE TEDBİRLER</w:t>
+      </w:r>
+    </w:p>
+    <w:p>
+      <w:pPr>
+        <w:pStyle w:val="TOC1"/>
+      </w:pPr>
+      <w:r>
+        <w:t>EKLER</w:t>
+      </w:r>
+      <w:r>
+        <w:fldChar w:fldCharType="end"/>
       </w:r>
     </w:p>
     <w:p>
@@ -521,11 +800,14 @@
       <w:pPr>
         <w:pStyle w:val="CivensaGövde"/>
         <w:sectPr>
-          <w:headerReference w:type="default" r:id="rId9"/>
-          <w:footerReference w:type="default" r:id="rId10"/>
+          <w:headerReference w:type="first" r:id="rId9"/>
+          <w:footerReference w:type="first" r:id="rId10"/>
+          <w:headerReference w:type="default" r:id="rId11"/>
+          <w:footerReference w:type="default" r:id="rId12"/>
           <w:pgSz w:w="11906" w:h="16838"/>
           <w:pgMar w:top="1247" w:right="1134" w:bottom="1247" w:left="1134" w:header="567" w:footer="567" w:gutter="0"/>
           <w:cols w:space="720"/>
+          <w:titlePg/>
           <w:docGrid w:linePitch="360"/>
         </w:sectPr>
       </w:pPr>
@@ -2736,12 +3018,22 @@
 <w:ftr xmlns:m="http://schemas.openxmlformats.org/officeDocument/2006/math" xmlns:mc="http://schemas.openxmlformats.org/markup-compatibility/2006" xmlns:mo="http://schemas.microsoft.com/office/mac/office/2008/main" xmlns:mv="urn:schemas-microsoft-com:mac:vml" xmlns:o="urn:schemas-microsoft-com:office:office" xmlns:r="http://schemas.openxmlformats.org/officeDocument/2006/relationships" xmlns:v="urn:schemas-microsoft-com:vml" xmlns:w10="urn:schemas-microsoft-com:office:word" xmlns:w14="http://schemas.microsoft.com/office/word/2010/wordml" xmlns:w="http://schemas.openxmlformats.org/wordprocessingml/2006/main" xmlns:wne="http://schemas.microsoft.com/office/word/2006/wordml" xmlns:wp14="http://schemas.microsoft.com/office/word/2010/wordprocessingDrawing" xmlns:wp="http://schemas.openxmlformats.org/drawingml/2006/wordprocessingDrawing" xmlns:wpc="http://schemas.microsoft.com/office/word/2010/wordprocessingCanvas" xmlns:wpg="http://schemas.microsoft.com/office/word/2010/wordprocessingGroup" xmlns:wpi="http://schemas.microsoft.com/office/word/2010/wordprocessingInk" xmlns:wps="http://schemas.microsoft.com/office/word/2010/wordprocessingShape" mc:Ignorable="w14 wp14">
   <w:p>
     <w:pPr>
+      <w:pStyle w:val="CivensaGövde"/>
+    </w:pPr>
+  </w:p>
+</w:ftr>
+</file>
+
+<file path=word/footer2.xml><?xml version="1.0" encoding="utf-8"?>
+<w:ftr xmlns:m="http://schemas.openxmlformats.org/officeDocument/2006/math" xmlns:mc="http://schemas.openxmlformats.org/markup-compatibility/2006" xmlns:mo="http://schemas.microsoft.com/office/mac/office/2008/main" xmlns:mv="urn:schemas-microsoft-com:mac:vml" xmlns:o="urn:schemas-microsoft-com:office:office" xmlns:r="http://schemas.openxmlformats.org/officeDocument/2006/relationships" xmlns:v="urn:schemas-microsoft-com:vml" xmlns:w10="urn:schemas-microsoft-com:office:word" xmlns:w14="http://schemas.microsoft.com/office/word/2010/wordml" xmlns:w="http://schemas.openxmlformats.org/wordprocessingml/2006/main" xmlns:wne="http://schemas.microsoft.com/office/word/2006/wordml" xmlns:wp14="http://schemas.microsoft.com/office/word/2010/wordprocessingDrawing" xmlns:wp="http://schemas.openxmlformats.org/drawingml/2006/wordprocessingDrawing" xmlns:wpc="http://schemas.microsoft.com/office/word/2010/wordprocessingCanvas" xmlns:wpg="http://schemas.microsoft.com/office/word/2010/wordprocessingGroup" xmlns:wpi="http://schemas.microsoft.com/office/word/2010/wordprocessingInk" xmlns:wps="http://schemas.microsoft.com/office/word/2010/wordprocessingShape" mc:Ignorable="w14 wp14">
+  <w:p>
+    <w:pPr>
       <w:pStyle w:val="CivensaNot"/>
     </w:pPr>
     <w:r>
       <w:t xml:space="preserve">Sayfa </w:t>
     </w:r>
-    <w:fldSimple w:instr="PAGE" w:dirty="true">
+    <w:fldSimple w:instr="PAGE">
       <w:r>
         <w:t>1</w:t>
       </w:r>
@@ -2751,6 +3043,16 @@
 </file>
 
 <file path=word/header1.xml><?xml version="1.0" encoding="utf-8"?>
+<w:hdr xmlns:m="http://schemas.openxmlformats.org/officeDocument/2006/math" xmlns:mc="http://schemas.openxmlformats.org/markup-compatibility/2006" xmlns:mo="http://schemas.microsoft.com/office/mac/office/2008/main" xmlns:mv="urn:schemas-microsoft-com:mac:vml" xmlns:o="urn:schemas-microsoft-com:office:office" xmlns:r="http://schemas.openxmlformats.org/officeDocument/2006/relationships" xmlns:v="urn:schemas-microsoft-com:vml" xmlns:w10="urn:schemas-microsoft-com:office:word" xmlns:w14="http://schemas.microsoft.com/office/word/2010/wordml" xmlns:w="http://schemas.openxmlformats.org/wordprocessingml/2006/main" xmlns:wne="http://schemas.microsoft.com/office/word/2006/wordml" xmlns:wp14="http://schemas.microsoft.com/office/word/2010/wordprocessingDrawing" xmlns:wp="http://schemas.openxmlformats.org/drawingml/2006/wordprocessingDrawing" xmlns:wpc="http://schemas.microsoft.com/office/word/2010/wordprocessingCanvas" xmlns:wpg="http://schemas.microsoft.com/office/word/2010/wordprocessingGroup" xmlns:wpi="http://schemas.microsoft.com/office/word/2010/wordprocessingInk" xmlns:wps="http://schemas.microsoft.com/office/word/2010/wordprocessingShape" mc:Ignorable="w14 wp14">
+  <w:p>
+    <w:pPr>
+      <w:pStyle w:val="CivensaGövde"/>
+    </w:pPr>
+  </w:p>
+</w:hdr>
+</file>
+
+<file path=word/header2.xml><?xml version="1.0" encoding="utf-8"?>
 <w:hdr xmlns:m="http://schemas.openxmlformats.org/officeDocument/2006/math" xmlns:mc="http://schemas.openxmlformats.org/markup-compatibility/2006" xmlns:mo="http://schemas.microsoft.com/office/mac/office/2008/main" xmlns:mv="urn:schemas-microsoft-com:mac:vml" xmlns:o="urn:schemas-microsoft-com:office:office" xmlns:r="http://schemas.openxmlformats.org/officeDocument/2006/relationships" xmlns:v="urn:schemas-microsoft-com:vml" xmlns:w10="urn:schemas-microsoft-com:office:word" xmlns:w14="http://schemas.microsoft.com/office/word/2010/wordml" xmlns:w="http://schemas.openxmlformats.org/wordprocessingml/2006/main" xmlns:wne="http://schemas.microsoft.com/office/word/2006/wordml" xmlns:wp14="http://schemas.microsoft.com/office/word/2010/wordprocessingDrawing" xmlns:wp="http://schemas.openxmlformats.org/drawingml/2006/wordprocessingDrawing" xmlns:wpc="http://schemas.microsoft.com/office/word/2010/wordprocessingCanvas" xmlns:wpg="http://schemas.microsoft.com/office/word/2010/wordprocessingGroup" xmlns:wpi="http://schemas.microsoft.com/office/word/2010/wordprocessingInk" xmlns:wps="http://schemas.microsoft.com/office/word/2010/wordprocessingShape" mc:Ignorable="w14 wp14">
   <w:p>
     <w:pPr>
@@ -2971,10 +3273,10 @@
   <w:docDefaults>
     <w:rPrDefault>
       <w:rPr>
-        <w:rFonts w:asciiTheme="minorHAnsi" w:eastAsiaTheme="minorEastAsia" w:hAnsiTheme="minorHAnsi" w:cstheme="minorBidi"/>
-        <w:sz w:val="22"/>
+        <w:rFonts w:eastAsiaTheme="minorEastAsia" w:cstheme="minorBidi" w:ascii="Arial" w:hAnsi="Arial"/>
+        <w:sz w:val="20"/>
         <w:szCs w:val="22"/>
-        <w:lang w:val="en-US" w:eastAsia="en-US" w:bidi="ar-SA"/>
+        <w:lang w:val="tr-TR" w:eastAsia="en-US" w:bidi="ar-SA"/>
       </w:rPr>
     </w:rPrDefault>
     <w:pPrDefault>
@@ -3126,6 +3428,10 @@
     <w:name w:val="Normal"/>
     <w:qFormat/>
     <w:rsid w:val="00FC693F"/>
+    <w:rPr>
+      <w:rFonts w:ascii="Arial" w:hAnsi="Arial"/>
+      <w:sz w:val="20"/>
+    </w:rPr>
   </w:style>
   <w:style w:type="paragraph" w:styleId="Header">
     <w:name w:val="header"/>
@@ -14817,65 +15123,117 @@
       <w:spacing w:after="140"/>
     </w:pPr>
     <w:rPr>
-      <w:rFonts w:ascii="DejaVu Sans" w:hAnsi="DejaVu Sans"/>
+      <w:rFonts w:ascii="Arial" w:hAnsi="Arial"/>
       <w:color w:val="243746"/>
       <w:sz w:val="20"/>
+      <w:lang w:val="tr-TR"/>
     </w:rPr>
   </w:style>
   <w:style w:type="paragraph" w:customStyle="1" w:styleId="CivensaBaşlık1">
     <w:name w:val="Civensa Başlık 1"/>
     <w:basedOn w:val="CivensaGövde"/>
+    <w:qFormat/>
     <w:pPr>
       <w:keepNext/>
       <w:spacing w:before="300" w:after="120"/>
       <w:outlineLvl w:val="0"/>
     </w:pPr>
     <w:rPr>
+      <w:rFonts w:ascii="Arial" w:hAnsi="Arial"/>
       <w:b/>
       <w:color w:val="164E63"/>
       <w:sz w:val="36"/>
+      <w:lang w:val="tr-TR"/>
     </w:rPr>
   </w:style>
   <w:style w:type="paragraph" w:customStyle="1" w:styleId="CivensaBaşlık2">
     <w:name w:val="Civensa Başlık 2"/>
     <w:basedOn w:val="CivensaGövde"/>
+    <w:qFormat/>
     <w:pPr>
       <w:keepNext/>
       <w:spacing w:before="200" w:after="120"/>
       <w:outlineLvl w:val="1"/>
     </w:pPr>
     <w:rPr>
+      <w:rFonts w:ascii="Arial" w:hAnsi="Arial"/>
       <w:b/>
       <w:color w:val="164E63"/>
       <w:sz w:val="28"/>
+      <w:lang w:val="tr-TR"/>
     </w:rPr>
   </w:style>
   <w:style w:type="paragraph" w:customStyle="1" w:styleId="CivensaBaşlık3">
     <w:name w:val="Civensa Başlık 3"/>
     <w:basedOn w:val="CivensaGövde"/>
+    <w:qFormat/>
     <w:pPr>
       <w:keepNext/>
       <w:spacing w:before="200" w:after="120"/>
       <w:outlineLvl w:val="2"/>
     </w:pPr>
     <w:rPr>
+      <w:rFonts w:ascii="Arial" w:hAnsi="Arial"/>
       <w:b/>
       <w:color w:val="164E63"/>
       <w:sz w:val="24"/>
+      <w:lang w:val="tr-TR"/>
     </w:rPr>
   </w:style>
   <w:style w:type="paragraph" w:customStyle="1" w:styleId="CivensaBaşlık4">
     <w:name w:val="Civensa Başlık 4"/>
     <w:basedOn w:val="CivensaGövde"/>
+    <w:qFormat/>
     <w:pPr>
       <w:keepNext/>
       <w:spacing w:before="200" w:after="120"/>
       <w:outlineLvl w:val="3"/>
     </w:pPr>
     <w:rPr>
+      <w:rFonts w:ascii="Arial" w:hAnsi="Arial"/>
       <w:b/>
       <w:color w:val="164E63"/>
       <w:sz w:val="22"/>
+      <w:lang w:val="tr-TR"/>
+    </w:rPr>
+  </w:style>
+  <w:style w:type="paragraph" w:customStyle="1" w:styleId="TOC1">
+    <w:name w:val="TOC 1"/>
+    <w:basedOn w:val="CivensaGövde"/>
+    <w:pPr>
+      <w:spacing w:after="80" w:line="240" w:lineRule="auto"/>
+      <w:ind w:left="0"/>
+      <w:outlineLvl w:val="9"/>
+    </w:pPr>
+    <w:rPr>
+      <w:rFonts w:ascii="Arial" w:hAnsi="Arial"/>
+      <w:lang w:val="tr-TR"/>
+    </w:rPr>
+  </w:style>
+  <w:style w:type="paragraph" w:customStyle="1" w:styleId="TOC2">
+    <w:name w:val="TOC 2"/>
+    <w:basedOn w:val="CivensaGövde"/>
+    <w:pPr>
+      <w:spacing w:after="80" w:line="240" w:lineRule="auto"/>
+      <w:ind w:left="283"/>
+      <w:outlineLvl w:val="9"/>
+    </w:pPr>
+    <w:rPr>
+      <w:rFonts w:ascii="Arial" w:hAnsi="Arial"/>
+      <w:lang w:val="tr-TR"/>
+    </w:rPr>
+  </w:style>
+  <w:style w:type="paragraph" w:customStyle="1" w:styleId="TOC3">
+    <w:name w:val="TOC 3"/>
+    <w:basedOn w:val="CivensaGövde"/>
+    <w:pPr>
+      <w:spacing w:after="80" w:line="240" w:lineRule="auto"/>
+      <w:ind w:left="567"/>
+      <w:outlineLvl w:val="9"/>
+    </w:pPr>
+    <w:rPr>
+      <w:rFonts w:ascii="Arial" w:hAnsi="Arial"/>
+      <w:lang w:val="tr-TR"/>
     </w:rPr>
   </w:style>
   <w:style w:type="paragraph" w:customStyle="1" w:styleId="CivensaMadde">
@@ -14887,13 +15245,18 @@
       </w:numPr>
       <w:ind w:left="283" w:hanging="170"/>
     </w:pPr>
+    <w:rPr>
+      <w:rFonts w:ascii="Arial" w:hAnsi="Arial"/>
+      <w:lang w:val="tr-TR"/>
+    </w:rPr>
   </w:style>
   <w:style w:type="table" w:customStyle="1" w:styleId="CivensaTablo">
     <w:name w:val="Civensa Tablo"/>
     <w:basedOn w:val="TableGrid"/>
     <w:rPr>
-      <w:rFonts w:ascii="DejaVu Sans" w:hAnsi="DejaVu Sans"/>
+      <w:rFonts w:ascii="Arial" w:hAnsi="Arial"/>
       <w:sz w:val="18"/>
+      <w:lang w:val="tr-TR"/>
     </w:rPr>
   </w:style>
   <w:style w:type="paragraph" w:customStyle="1" w:styleId="CivensaTabloBaşlık">
@@ -14904,8 +15267,10 @@
       <w:spacing w:after="80"/>
     </w:pPr>
     <w:rPr>
+      <w:rFonts w:ascii="Arial" w:hAnsi="Arial"/>
       <w:b/>
       <w:sz w:val="18"/>
+      <w:lang w:val="tr-TR"/>
     </w:rPr>
   </w:style>
   <w:style w:type="paragraph" w:customStyle="1" w:styleId="CivensaNot">
@@ -14916,8 +15281,9 @@
       <w:shd w:fill="F0F4F6"/>
     </w:pPr>
     <w:rPr>
+      <w:rFonts w:ascii="Arial" w:hAnsi="Arial"/>
       <w:color w:val="52616B"/>
-      <w:sz w:val="16"/>
+      <w:lang w:val="tr-TR"/>
     </w:rPr>
   </w:style>
   <w:style w:type="paragraph" w:customStyle="1" w:styleId="CivensaKapakBaşlık">
@@ -14928,9 +15294,11 @@
       <w:jc w:val="center"/>
     </w:pPr>
     <w:rPr>
+      <w:rFonts w:ascii="Arial" w:hAnsi="Arial"/>
       <w:b/>
       <w:color w:val="164E63"/>
       <w:sz w:val="48"/>
+      <w:lang w:val="tr-TR"/>
     </w:rPr>
   </w:style>
 </w:styles>
